--- a/downloads/teacher/04 Units/Unit 07 - Capstone - Launch Career Readiness and FACS Shark Tank/Lesson 07.02 - Build Your Resume.docx
+++ b/downloads/teacher/04 Units/Unit 07 - Capstone - Launch Career Readiness and FACS Shark Tank/Lesson 07.02 - Build Your Resume.docx
@@ -254,23 +254,41 @@
       <w:r>
         <w:t xml:space="preserve">By the end of this lesson, students will be able to:</w:t>
       </w:r>
-      <w:r>
-        <w:t xml:space="preserve"> </w:t>
-      </w:r>
-      <w:r>
-        <w:t xml:space="preserve">1. (Low) Using the template and yesterday’s mining sheet, produce a complete draft resume with all seven sections filled and no blank headings.</w:t>
-      </w:r>
-      <w:r>
-        <w:t xml:space="preserve"> </w:t>
-      </w:r>
-      <w:r>
-        <w:t xml:space="preserve">2. (Mid) Given the partner checklist, analyze a classmate’s draft and mark each of the eight checklist items, naming one bullet that is missing a part and saying which part.</w:t>
-      </w:r>
-      <w:r>
-        <w:t xml:space="preserve"> </w:t>
-      </w:r>
-      <w:r>
-        <w:t xml:space="preserve">3. (High) Revise their own draft after the partner check and the teacher conference, and justify one revision in writing by naming what an employer would now be able to picture that they could not before.</w:t>
+    </w:p>
+    <w:p>
+      <w:pPr>
+        <w:numPr>
+          <w:ilvl w:val="0"/>
+          <w:numId w:val="1002"/>
+        </w:numPr>
+        <w:pStyle w:val="Compact"/>
+      </w:pPr>
+      <w:r>
+        <w:t xml:space="preserve">(Low) Using the template and yesterday’s mining sheet, produce a complete draft resume with all seven sections filled and no blank headings.</w:t>
+      </w:r>
+    </w:p>
+    <w:p>
+      <w:pPr>
+        <w:numPr>
+          <w:ilvl w:val="0"/>
+          <w:numId w:val="1002"/>
+        </w:numPr>
+        <w:pStyle w:val="Compact"/>
+      </w:pPr>
+      <w:r>
+        <w:t xml:space="preserve">(Mid) Given the partner checklist, analyze a classmate’s draft and mark each of the eight checklist items, naming one bullet that is missing a part and saying which part.</w:t>
+      </w:r>
+    </w:p>
+    <w:p>
+      <w:pPr>
+        <w:numPr>
+          <w:ilvl w:val="0"/>
+          <w:numId w:val="1002"/>
+        </w:numPr>
+        <w:pStyle w:val="Compact"/>
+      </w:pPr>
+      <w:r>
+        <w:t xml:space="preserve">(High) Revise their own draft after the partner check and the teacher conference, and justify one revision in writing by naming what an employer would now be able to picture that they could not before.</w:t>
       </w:r>
     </w:p>
     <w:p>
@@ -323,7 +341,7 @@
       <w:pPr>
         <w:numPr>
           <w:ilvl w:val="0"/>
-          <w:numId w:val="1002"/>
+          <w:numId w:val="1003"/>
         </w:numPr>
         <w:pStyle w:val="Compact"/>
       </w:pPr>
@@ -341,7 +359,7 @@
       <w:pPr>
         <w:numPr>
           <w:ilvl w:val="0"/>
-          <w:numId w:val="1002"/>
+          <w:numId w:val="1003"/>
         </w:numPr>
         <w:pStyle w:val="Compact"/>
       </w:pPr>
@@ -353,7 +371,7 @@
       <w:pPr>
         <w:numPr>
           <w:ilvl w:val="0"/>
-          <w:numId w:val="1002"/>
+          <w:numId w:val="1003"/>
         </w:numPr>
         <w:pStyle w:val="Compact"/>
       </w:pPr>
@@ -365,7 +383,7 @@
       <w:pPr>
         <w:numPr>
           <w:ilvl w:val="0"/>
-          <w:numId w:val="1002"/>
+          <w:numId w:val="1003"/>
         </w:numPr>
         <w:pStyle w:val="Compact"/>
       </w:pPr>
@@ -377,7 +395,7 @@
       <w:pPr>
         <w:numPr>
           <w:ilvl w:val="0"/>
-          <w:numId w:val="1002"/>
+          <w:numId w:val="1003"/>
         </w:numPr>
         <w:pStyle w:val="Compact"/>
       </w:pPr>
@@ -398,7 +416,7 @@
       <w:pPr>
         <w:numPr>
           <w:ilvl w:val="0"/>
-          <w:numId w:val="1002"/>
+          <w:numId w:val="1003"/>
         </w:numPr>
         <w:pStyle w:val="Compact"/>
       </w:pPr>
@@ -428,7 +446,7 @@
       <w:pPr>
         <w:numPr>
           <w:ilvl w:val="0"/>
-          <w:numId w:val="1002"/>
+          <w:numId w:val="1003"/>
         </w:numPr>
         <w:pStyle w:val="Compact"/>
       </w:pPr>
@@ -440,7 +458,7 @@
       <w:pPr>
         <w:numPr>
           <w:ilvl w:val="0"/>
-          <w:numId w:val="1002"/>
+          <w:numId w:val="1003"/>
         </w:numPr>
         <w:pStyle w:val="Compact"/>
       </w:pPr>
@@ -461,7 +479,7 @@
       <w:pPr>
         <w:numPr>
           <w:ilvl w:val="0"/>
-          <w:numId w:val="1002"/>
+          <w:numId w:val="1003"/>
         </w:numPr>
         <w:pStyle w:val="Compact"/>
       </w:pPr>
@@ -944,23 +962,41 @@
       <w:r>
         <w:t xml:space="preserve">Monitor understanding:</w:t>
       </w:r>
-      <w:r>
-        <w:t xml:space="preserve"> </w:t>
-      </w:r>
-      <w:r>
-        <w:t xml:space="preserve">- Which section is your summary line in, and how many sentences is it allowed to be?</w:t>
-      </w:r>
-      <w:r>
-        <w:t xml:space="preserve"> </w:t>
-      </w:r>
-      <w:r>
-        <w:t xml:space="preserve">- Read me your strongest bullet. Which of the three parts is the output?</w:t>
-      </w:r>
-      <w:r>
-        <w:t xml:space="preserve"> </w:t>
-      </w:r>
-      <w:r>
-        <w:t xml:space="preserve">- You wrote</w:t>
+    </w:p>
+    <w:p>
+      <w:pPr>
+        <w:numPr>
+          <w:ilvl w:val="0"/>
+          <w:numId w:val="1004"/>
+        </w:numPr>
+        <w:pStyle w:val="Compact"/>
+      </w:pPr>
+      <w:r>
+        <w:t xml:space="preserve">Which section is your summary line in, and how many sentences is it allowed to be?</w:t>
+      </w:r>
+    </w:p>
+    <w:p>
+      <w:pPr>
+        <w:numPr>
+          <w:ilvl w:val="0"/>
+          <w:numId w:val="1004"/>
+        </w:numPr>
+        <w:pStyle w:val="Compact"/>
+      </w:pPr>
+      <w:r>
+        <w:t xml:space="preserve">Read me your strongest bullet. Which of the three parts is the output?</w:t>
+      </w:r>
+    </w:p>
+    <w:p>
+      <w:pPr>
+        <w:numPr>
+          <w:ilvl w:val="0"/>
+          <w:numId w:val="1004"/>
+        </w:numPr>
+        <w:pStyle w:val="Compact"/>
+      </w:pPr>
+      <w:r>
+        <w:t xml:space="preserve">You wrote</w:t>
       </w:r>
       <w:r>
         <w:t xml:space="preserve"> </w:t>
@@ -980,43 +1016,73 @@
       <w:r>
         <w:t xml:space="preserve">Helped how? For how many people? What came out of it?</w:t>
       </w:r>
-      <w:r>
-        <w:t xml:space="preserve"> </w:t>
-      </w:r>
-      <w:r>
-        <w:t xml:space="preserve">- Is this line true? Can you point to where it happened?</w:t>
-      </w:r>
-    </w:p>
-    <w:p>
-      <w:pPr>
-        <w:pStyle w:val="BodyText"/>
+    </w:p>
+    <w:p>
+      <w:pPr>
+        <w:numPr>
+          <w:ilvl w:val="0"/>
+          <w:numId w:val="1004"/>
+        </w:numPr>
+        <w:pStyle w:val="Compact"/>
+      </w:pPr>
+      <w:r>
+        <w:t xml:space="preserve">Is this line true? Can you point to where it happened?</w:t>
+      </w:r>
+    </w:p>
+    <w:p>
+      <w:pPr>
+        <w:pStyle w:val="FirstParagraph"/>
       </w:pPr>
       <w:r>
         <w:t xml:space="preserve">Deepen learning:</w:t>
       </w:r>
-      <w:r>
-        <w:t xml:space="preserve"> </w:t>
-      </w:r>
-      <w:r>
-        <w:t xml:space="preserve">- Two students in here cooked the same dish on the same day. Why would their bullets look different?</w:t>
-      </w:r>
-      <w:r>
-        <w:t xml:space="preserve"> </w:t>
-      </w:r>
-      <w:r>
-        <w:t xml:space="preserve">- Your resume is one page. What did you leave off, and why that instead of something else?</w:t>
-      </w:r>
-      <w:r>
-        <w:t xml:space="preserve"> </w:t>
-      </w:r>
-      <w:r>
-        <w:t xml:space="preserve">- If you were the manager at the place you want to work, which single line on your own page would make you call this person in? Why that one?</w:t>
-      </w:r>
-      <w:r>
-        <w:t xml:space="preserve"> </w:t>
-      </w:r>
-      <w:r>
-        <w:t xml:space="preserve">- Your partner marked a</w:t>
+    </w:p>
+    <w:p>
+      <w:pPr>
+        <w:numPr>
+          <w:ilvl w:val="0"/>
+          <w:numId w:val="1005"/>
+        </w:numPr>
+        <w:pStyle w:val="Compact"/>
+      </w:pPr>
+      <w:r>
+        <w:t xml:space="preserve">Two students in here cooked the same dish on the same day. Why would their bullets look different?</w:t>
+      </w:r>
+    </w:p>
+    <w:p>
+      <w:pPr>
+        <w:numPr>
+          <w:ilvl w:val="0"/>
+          <w:numId w:val="1005"/>
+        </w:numPr>
+        <w:pStyle w:val="Compact"/>
+      </w:pPr>
+      <w:r>
+        <w:t xml:space="preserve">Your resume is one page. What did you leave off, and why that instead of something else?</w:t>
+      </w:r>
+    </w:p>
+    <w:p>
+      <w:pPr>
+        <w:numPr>
+          <w:ilvl w:val="0"/>
+          <w:numId w:val="1005"/>
+        </w:numPr>
+        <w:pStyle w:val="Compact"/>
+      </w:pPr>
+      <w:r>
+        <w:t xml:space="preserve">If you were the manager at the place you want to work, which single line on your own page would make you call this person in? Why that one?</w:t>
+      </w:r>
+    </w:p>
+    <w:p>
+      <w:pPr>
+        <w:numPr>
+          <w:ilvl w:val="0"/>
+          <w:numId w:val="1005"/>
+        </w:numPr>
+        <w:pStyle w:val="Compact"/>
+      </w:pPr>
+      <w:r>
+        <w:t xml:space="preserve">Your partner marked a</w:t>
       </w:r>
       <w:r>
         <w:t xml:space="preserve"> </w:t>
@@ -1132,7 +1198,7 @@
       <w:pPr>
         <w:numPr>
           <w:ilvl w:val="0"/>
-          <w:numId w:val="1003"/>
+          <w:numId w:val="1006"/>
         </w:numPr>
         <w:pStyle w:val="Compact"/>
       </w:pPr>
@@ -1191,7 +1257,7 @@
       <w:pPr>
         <w:numPr>
           <w:ilvl w:val="0"/>
-          <w:numId w:val="1003"/>
+          <w:numId w:val="1006"/>
         </w:numPr>
         <w:pStyle w:val="Compact"/>
       </w:pPr>
@@ -1203,7 +1269,7 @@
       <w:pPr>
         <w:numPr>
           <w:ilvl w:val="0"/>
-          <w:numId w:val="1003"/>
+          <w:numId w:val="1006"/>
         </w:numPr>
         <w:pStyle w:val="Compact"/>
       </w:pPr>
@@ -1215,7 +1281,7 @@
       <w:pPr>
         <w:numPr>
           <w:ilvl w:val="0"/>
-          <w:numId w:val="1003"/>
+          <w:numId w:val="1006"/>
         </w:numPr>
         <w:pStyle w:val="Compact"/>
       </w:pPr>
@@ -1227,7 +1293,7 @@
       <w:pPr>
         <w:numPr>
           <w:ilvl w:val="0"/>
-          <w:numId w:val="1003"/>
+          <w:numId w:val="1006"/>
         </w:numPr>
         <w:pStyle w:val="Compact"/>
       </w:pPr>
@@ -1239,7 +1305,7 @@
       <w:pPr>
         <w:numPr>
           <w:ilvl w:val="0"/>
-          <w:numId w:val="1003"/>
+          <w:numId w:val="1006"/>
         </w:numPr>
         <w:pStyle w:val="Compact"/>
       </w:pPr>
@@ -1546,7 +1612,7 @@
       <w:pPr>
         <w:numPr>
           <w:ilvl w:val="0"/>
-          <w:numId w:val="1004"/>
+          <w:numId w:val="1007"/>
         </w:numPr>
         <w:pStyle w:val="Compact"/>
       </w:pPr>
@@ -1558,7 +1624,7 @@
       <w:pPr>
         <w:numPr>
           <w:ilvl w:val="0"/>
-          <w:numId w:val="1004"/>
+          <w:numId w:val="1007"/>
         </w:numPr>
         <w:pStyle w:val="Compact"/>
       </w:pPr>
@@ -1570,7 +1636,7 @@
       <w:pPr>
         <w:numPr>
           <w:ilvl w:val="0"/>
-          <w:numId w:val="1004"/>
+          <w:numId w:val="1007"/>
         </w:numPr>
         <w:pStyle w:val="Compact"/>
       </w:pPr>
@@ -1603,7 +1669,7 @@
       <w:pPr>
         <w:numPr>
           <w:ilvl w:val="0"/>
-          <w:numId w:val="1004"/>
+          <w:numId w:val="1007"/>
         </w:numPr>
         <w:pStyle w:val="Compact"/>
       </w:pPr>
@@ -1615,7 +1681,7 @@
       <w:pPr>
         <w:numPr>
           <w:ilvl w:val="0"/>
-          <w:numId w:val="1004"/>
+          <w:numId w:val="1007"/>
         </w:numPr>
         <w:pStyle w:val="Compact"/>
       </w:pPr>
@@ -1637,7 +1703,7 @@
       <w:pPr>
         <w:numPr>
           <w:ilvl w:val="0"/>
-          <w:numId w:val="1005"/>
+          <w:numId w:val="1008"/>
         </w:numPr>
         <w:pStyle w:val="Compact"/>
       </w:pPr>
@@ -1649,7 +1715,7 @@
       <w:pPr>
         <w:numPr>
           <w:ilvl w:val="0"/>
-          <w:numId w:val="1005"/>
+          <w:numId w:val="1008"/>
         </w:numPr>
         <w:pStyle w:val="Compact"/>
       </w:pPr>
@@ -1661,7 +1727,7 @@
       <w:pPr>
         <w:numPr>
           <w:ilvl w:val="0"/>
-          <w:numId w:val="1005"/>
+          <w:numId w:val="1008"/>
         </w:numPr>
         <w:pStyle w:val="Compact"/>
       </w:pPr>
@@ -1673,7 +1739,7 @@
       <w:pPr>
         <w:numPr>
           <w:ilvl w:val="0"/>
-          <w:numId w:val="1005"/>
+          <w:numId w:val="1008"/>
         </w:numPr>
         <w:pStyle w:val="Compact"/>
       </w:pPr>
@@ -1697,7 +1763,7 @@
       <w:pPr>
         <w:numPr>
           <w:ilvl w:val="0"/>
-          <w:numId w:val="1005"/>
+          <w:numId w:val="1008"/>
         </w:numPr>
         <w:pStyle w:val="Compact"/>
       </w:pPr>
@@ -1727,7 +1793,7 @@
       <w:pPr>
         <w:numPr>
           <w:ilvl w:val="0"/>
-          <w:numId w:val="1005"/>
+          <w:numId w:val="1008"/>
         </w:numPr>
         <w:pStyle w:val="Compact"/>
       </w:pPr>
@@ -1739,7 +1805,7 @@
       <w:pPr>
         <w:numPr>
           <w:ilvl w:val="0"/>
-          <w:numId w:val="1005"/>
+          <w:numId w:val="1008"/>
         </w:numPr>
         <w:pStyle w:val="Compact"/>
       </w:pPr>
@@ -1754,7 +1820,7 @@
       <w:pPr>
         <w:numPr>
           <w:ilvl w:val="0"/>
-          <w:numId w:val="1005"/>
+          <w:numId w:val="1008"/>
         </w:numPr>
         <w:pStyle w:val="Compact"/>
       </w:pPr>
@@ -2047,6 +2113,118 @@
       </w:pPr>
     </w:lvl>
   </w:abstractNum>
+  <w:abstractNum w:abstractNumId="99411">
+    <w:nsid w:val="71315dca"/>
+    <w:multiLevelType w:val="multilevel"/>
+    <w:lvl w:ilvl="0">
+      <w:start w:val="1"/>
+      <w:numFmt w:val="decimal"/>
+      <w:lvlText w:val="%1."/>
+      <w:lvlJc w:val="left"/>
+      <w:pPr>
+        <w:tabs>
+          <w:tab w:val="num" w:pos="0"/>
+        </w:tabs>
+        <w:ind w:left="480" w:hanging="480"/>
+      </w:pPr>
+    </w:lvl>
+    <w:lvl w:ilvl="1">
+      <w:start w:val="1"/>
+      <w:numFmt w:val="decimal"/>
+      <w:lvlText w:val="%2."/>
+      <w:lvlJc w:val="left"/>
+      <w:pPr>
+        <w:tabs>
+          <w:tab w:val="num" w:pos="720"/>
+        </w:tabs>
+        <w:ind w:left="1200" w:hanging="480"/>
+      </w:pPr>
+    </w:lvl>
+    <w:lvl w:ilvl="2">
+      <w:start w:val="1"/>
+      <w:numFmt w:val="decimal"/>
+      <w:lvlText w:val="%3."/>
+      <w:lvlJc w:val="left"/>
+      <w:pPr>
+        <w:tabs>
+          <w:tab w:val="num" w:pos="1440"/>
+        </w:tabs>
+        <w:ind w:left="1920" w:hanging="480"/>
+      </w:pPr>
+    </w:lvl>
+    <w:lvl w:ilvl="3">
+      <w:start w:val="1"/>
+      <w:numFmt w:val="decimal"/>
+      <w:lvlText w:val="%4."/>
+      <w:lvlJc w:val="left"/>
+      <w:pPr>
+        <w:tabs>
+          <w:tab w:val="num" w:pos="2160"/>
+        </w:tabs>
+        <w:ind w:left="2640" w:hanging="480"/>
+      </w:pPr>
+    </w:lvl>
+    <w:lvl w:ilvl="4">
+      <w:start w:val="1"/>
+      <w:numFmt w:val="decimal"/>
+      <w:lvlText w:val="%5."/>
+      <w:lvlJc w:val="left"/>
+      <w:pPr>
+        <w:tabs>
+          <w:tab w:val="num" w:pos="2880"/>
+        </w:tabs>
+        <w:ind w:left="3360" w:hanging="480"/>
+      </w:pPr>
+    </w:lvl>
+    <w:lvl w:ilvl="5">
+      <w:start w:val="1"/>
+      <w:numFmt w:val="decimal"/>
+      <w:lvlText w:val="%6."/>
+      <w:lvlJc w:val="left"/>
+      <w:pPr>
+        <w:tabs>
+          <w:tab w:val="num" w:pos="3600"/>
+        </w:tabs>
+        <w:ind w:left="4080" w:hanging="480"/>
+      </w:pPr>
+    </w:lvl>
+    <w:lvl w:ilvl="6">
+      <w:start w:val="1"/>
+      <w:numFmt w:val="decimal"/>
+      <w:lvlText w:val="%7."/>
+      <w:lvlJc w:val="left"/>
+      <w:pPr>
+        <w:tabs>
+          <w:tab w:val="num" w:pos="4320"/>
+        </w:tabs>
+        <w:ind w:left="4800" w:hanging="480"/>
+      </w:pPr>
+    </w:lvl>
+    <w:lvl w:ilvl="7">
+      <w:start w:val="1"/>
+      <w:numFmt w:val="decimal"/>
+      <w:lvlText w:val="%8."/>
+      <w:lvlJc w:val="left"/>
+      <w:pPr>
+        <w:tabs>
+          <w:tab w:val="num" w:pos="5040"/>
+        </w:tabs>
+        <w:ind w:left="5520" w:hanging="480"/>
+      </w:pPr>
+    </w:lvl>
+    <w:lvl w:ilvl="8">
+      <w:start w:val="1"/>
+      <w:numFmt w:val="decimal"/>
+      <w:lvlText w:val="%9."/>
+      <w:lvlJc w:val="left"/>
+      <w:pPr>
+        <w:tabs>
+          <w:tab w:val="num" w:pos="5760"/>
+        </w:tabs>
+        <w:ind w:left="6240" w:hanging="480"/>
+      </w:pPr>
+    </w:lvl>
+  </w:abstractNum>
   <w:num w:numId="1000">
     <w:abstractNumId w:val="990"/>
   </w:num>
@@ -2054,7 +2232,34 @@
     <w:abstractNumId w:val="991"/>
   </w:num>
   <w:num w:numId="1002">
-    <w:abstractNumId w:val="991"/>
+    <w:abstractNumId w:val="99411"/>
+    <w:lvlOverride w:ilvl="0">
+      <w:startOverride w:val="1"/>
+    </w:lvlOverride>
+    <w:lvlOverride w:ilvl="1">
+      <w:startOverride w:val="1"/>
+    </w:lvlOverride>
+    <w:lvlOverride w:ilvl="2">
+      <w:startOverride w:val="1"/>
+    </w:lvlOverride>
+    <w:lvlOverride w:ilvl="3">
+      <w:startOverride w:val="1"/>
+    </w:lvlOverride>
+    <w:lvlOverride w:ilvl="4">
+      <w:startOverride w:val="1"/>
+    </w:lvlOverride>
+    <w:lvlOverride w:ilvl="5">
+      <w:startOverride w:val="1"/>
+    </w:lvlOverride>
+    <w:lvlOverride w:ilvl="6">
+      <w:startOverride w:val="1"/>
+    </w:lvlOverride>
+    <w:lvlOverride w:ilvl="7">
+      <w:startOverride w:val="1"/>
+    </w:lvlOverride>
+    <w:lvlOverride w:ilvl="8">
+      <w:startOverride w:val="1"/>
+    </w:lvlOverride>
   </w:num>
   <w:num w:numId="1003">
     <w:abstractNumId w:val="991"/>
@@ -2063,6 +2268,15 @@
     <w:abstractNumId w:val="991"/>
   </w:num>
   <w:num w:numId="1005">
+    <w:abstractNumId w:val="991"/>
+  </w:num>
+  <w:num w:numId="1006">
+    <w:abstractNumId w:val="991"/>
+  </w:num>
+  <w:num w:numId="1007">
+    <w:abstractNumId w:val="991"/>
+  </w:num>
+  <w:num w:numId="1008">
     <w:abstractNumId w:val="991"/>
   </w:num>
 </w:numbering>

--- a/downloads/teacher/04 Units/Unit 07 - Capstone - Launch Career Readiness and FACS Shark Tank/Lesson 07.02 - Build Your Resume.docx
+++ b/downloads/teacher/04 Units/Unit 07 - Capstone - Launch Career Readiness and FACS Shark Tank/Lesson 07.02 - Build Your Resume.docx
@@ -464,15 +464,6 @@
       </w:pPr>
       <w:r>
         <w:t xml:space="preserve">Optional: devices with a word processor, and the template saved where students can open it.</w:t>
-      </w:r>
-      <w:r>
-        <w:t xml:space="preserve"> </w:t>
-      </w:r>
-      <w:r>
-        <w:rPr>
-          <w:rStyle w:val="TeacherNote"/>
-        </w:rPr>
-        <w:t xml:space="preserve">[Sal: name your school’s platform and the folder path here. If devices are not available the paper template is the deliverable and it is scored the same.]</w:t>
       </w:r>
     </w:p>
     <w:p>
@@ -1655,15 +1646,6 @@
       <w:r>
         <w:t xml:space="preserve">.</w:t>
       </w:r>
-      <w:r>
-        <w:t xml:space="preserve"> </w:t>
-      </w:r>
-      <w:r>
-        <w:rPr>
-          <w:rStyle w:val="TeacherNote"/>
-        </w:rPr>
-        <w:t xml:space="preserve">[Sal: confirm against the NYSED PDFs.]</w:t>
-      </w:r>
     </w:p>
     <w:p>
       <w:pPr>
@@ -1686,7 +1668,7 @@
         <w:pStyle w:val="Compact"/>
       </w:pPr>
       <w:r>
-        <w:t xml:space="preserve">Sal’s own materials: the resume process he ran one on one with 87 or more students at Brentwood South, and the three-part bullet formula from the Smeal MBA interview guide.</w:t>
+        <w:t xml:space="preserve">My own materials: the resume process I ran one on one with 87 or more students, and the three-part bullet formula from my MBA interview guide.</w:t>
       </w:r>
     </w:p>
     <w:p>
@@ -1799,21 +1781,6 @@
       </w:pPr>
       <w:r>
         <w:t xml:space="preserve">The students who resist hardest are usually the ones with the thinnest folder. Have their own lab rubric open when you call them over. Read the objective line out loud. Then ask the three questions.</w:t>
-      </w:r>
-    </w:p>
-    <w:p>
-      <w:pPr>
-        <w:numPr>
-          <w:ilvl w:val="0"/>
-          <w:numId w:val="1008"/>
-        </w:numPr>
-        <w:pStyle w:val="Compact"/>
-      </w:pPr>
-      <w:r>
-        <w:rPr>
-          <w:rStyle w:val="TeacherNote"/>
-        </w:rPr>
-        <w:t xml:space="preserve">[Sal: decide whether the school will print these. A printed resume in a student’s hand on the last day of school is the single most useful object this unit produces, and it costs almost nothing.]</w:t>
       </w:r>
     </w:p>
     <w:p>
